--- a/docs/downloads/منوعات/doc_0757.docx
+++ b/docs/downloads/منوعات/doc_0757.docx
@@ -1,477 +1,1440 @@
 
 <file path=word/document.xml><?xml version="1.0" encoding="utf-8"?>
-<w:document xmlns:wpc="http://schemas.microsoft.com/office/word/2010/wordprocessingCanvas" xmlns:cx="http://schemas.microsoft.com/office/drawing/2014/chartex" xmlns:cx1="http://schemas.microsoft.com/office/drawing/2015/9/8/chartex" xmlns:cx2="http://schemas.microsoft.com/office/drawing/2015/10/21/chartex" xmlns:cx3="http://schemas.microsoft.com/office/drawing/2016/5/9/chartex" xmlns:cx4="http://schemas.microsoft.com/office/drawing/2016/5/10/chartex" xmlns:cx5="http://schemas.microsoft.com/office/drawing/2016/5/11/chartex" xmlns:cx6="http://schemas.microsoft.com/office/drawing/2016/5/12/chartex" xmlns:cx7="http://schemas.microsoft.com/office/drawing/2016/5/13/chartex" xmlns:cx8="http://schemas.microsoft.com/office/drawing/2016/5/14/chartex" xmlns:mc="http://schemas.openxmlformats.org/markup-compatibility/2006" xmlns:aink="http://schemas.microsoft.com/office/drawing/2016/ink" xmlns:am3d="http://schemas.microsoft.com/office/drawing/2017/model3d" xmlns:o="urn:schemas-microsoft-com:office:office" xmlns:r="http://schemas.openxmlformats.org/officeDocument/2006/relationships" xmlns:m="http://schemas.openxmlformats.org/officeDocument/2006/math" xmlns:v="urn:schemas-microsoft-com:vml" xmlns:wp14="http://schemas.microsoft.com/office/word/2010/wordprocessingDrawing" xmlns:wp="http://schemas.openxmlformats.org/drawingml/2006/wordprocessingDrawing" xmlns:w10="urn:schemas-microsoft-com:office:word" xmlns:w="http://schemas.openxmlformats.org/wordprocessingml/2006/main" xmlns:w14="http://schemas.microsoft.com/office/word/2010/wordml" xmlns:w15="http://schemas.microsoft.com/office/word/2012/wordml" xmlns:w16cex="http://schemas.microsoft.com/office/word/2018/wordml/cex" xmlns:w16cid="http://schemas.microsoft.com/office/word/2016/wordml/cid" xmlns:w16="http://schemas.microsoft.com/office/word/2018/wordml" xmlns:w16sdtdh="http://schemas.microsoft.com/office/word/2020/wordml/sdtdatahash" xmlns:w16se="http://schemas.microsoft.com/office/word/2015/wordml/symex" xmlns:wpg="http://schemas.microsoft.com/office/word/2010/wordprocessingGroup" xmlns:wpi="http://schemas.microsoft.com/office/word/2010/wordprocessingInk" xmlns:wne="http://schemas.microsoft.com/office/word/2006/wordml" xmlns:wps="http://schemas.microsoft.com/office/word/2010/wordprocessingShape" mc:Ignorable="w14 w15 w16se w16cid w16 w16cex w16sdtdh wp14">
+<w:document xmlns:wpc="http://schemas.microsoft.com/office/word/2010/wordprocessingCanvas" xmlns:cx="http://schemas.microsoft.com/office/drawing/2014/chartex" xmlns:cx1="http://schemas.microsoft.com/office/drawing/2015/9/8/chartex" xmlns:cx2="http://schemas.microsoft.com/office/drawing/2015/10/21/chartex" xmlns:cx3="http://schemas.microsoft.com/office/drawing/2016/5/9/chartex" xmlns:cx4="http://schemas.microsoft.com/office/drawing/2016/5/10/chartex" xmlns:cx5="http://schemas.microsoft.com/office/drawing/2016/5/11/chartex" xmlns:cx6="http://schemas.microsoft.com/office/drawing/2016/5/12/chartex" xmlns:cx7="http://schemas.microsoft.com/office/drawing/2016/5/13/chartex" xmlns:cx8="http://schemas.microsoft.com/office/drawing/2016/5/14/chartex" xmlns:mc="http://schemas.openxmlformats.org/markup-compatibility/2006" xmlns:aink="http://schemas.microsoft.com/office/drawing/2016/ink" xmlns:am3d="http://schemas.microsoft.com/office/drawing/2017/model3d" xmlns:o="urn:schemas-microsoft-com:office:office" xmlns:r="http://schemas.openxmlformats.org/officeDocument/2006/relationships" xmlns:m="http://schemas.openxmlformats.org/officeDocument/2006/math" xmlns:v="urn:schemas-microsoft-com:vml" xmlns:wp14="http://schemas.microsoft.com/office/word/2010/wordprocessingDrawing" xmlns:wp="http://schemas.openxmlformats.org/drawingml/2006/wordprocessingDrawing" xmlns:w10="urn:schemas-microsoft-com:office:word" xmlns:w="http://schemas.openxmlformats.org/wordprocessingml/2006/main" xmlns:w14="http://schemas.microsoft.com/office/word/2010/wordml" xmlns:w15="http://schemas.microsoft.com/office/word/2012/wordml" xmlns:w16cid="http://schemas.microsoft.com/office/word/2016/wordml/cid" xmlns:w16se="http://schemas.microsoft.com/office/word/2015/wordml/symex" xmlns:wpg="http://schemas.microsoft.com/office/word/2010/wordprocessingGroup" xmlns:wpi="http://schemas.microsoft.com/office/word/2010/wordprocessingInk" xmlns:wne="http://schemas.microsoft.com/office/word/2006/wordml" xmlns:wps="http://schemas.microsoft.com/office/word/2010/wordprocessingShape" mc:Ignorable="w14 w15 w16se w16cid wp14">
   <w:body>
     <w:p>
       <w:pPr>
-        <w:bidi/>
         <w:jc w:val="both"/>
         <w:rPr>
-          <w:rtl/>
-          <w:lang w:bidi="ar-EG"/>
+          <w:rFonts w:ascii="Sakkal Majalla" w:hAnsi="Sakkal Majalla" w:cs="Sakkal Majalla"/>
+          <w:sz w:val="28"/>
+          <w:szCs w:val="28"/>
+          <w:rtl/>
+          <w:lang w:bidi="ar-AE"/>
         </w:rPr>
       </w:pPr>
-      <w:hyperlink r:id="rId5" w:history="1">
+      <w:hyperlink r:id="rId4" w:history="1">
         <w:r>
           <w:rPr>
             <w:rStyle w:val="Hyperlink"/>
-            <w:rFonts w:hint="cs"/>
+            <w:rFonts w:ascii="Sakkal Majalla" w:hAnsi="Sakkal Majalla" w:cs="Sakkal Majalla" w:hint="cs"/>
+            <w:sz w:val="28"/>
+            <w:szCs w:val="28"/>
             <w:rtl/>
-            <w:lang w:bidi="ar-EG"/>
+            <w:lang w:bidi="ar-AE"/>
           </w:rPr>
-          <w:t>مجد الابن في يوحنا 6</w:t>
+          <w:t>ما هو شأن غفران الخطايا بالمعمودية؟</w:t>
         </w:r>
       </w:hyperlink>
     </w:p>
     <w:p>
       <w:pPr>
-        <w:bidi/>
         <w:jc w:val="both"/>
         <w:rPr>
-          <w:rtl/>
-          <w:lang w:bidi="ar-EG"/>
+          <w:rFonts w:ascii="Sakkal Majalla" w:hAnsi="Sakkal Majalla" w:cs="Sakkal Majalla"/>
+          <w:sz w:val="28"/>
+          <w:szCs w:val="28"/>
+          <w:rtl/>
+          <w:lang w:bidi="ar-AE"/>
         </w:rPr>
       </w:pPr>
       <w:r>
         <w:rPr>
+          <w:rFonts w:ascii="Sakkal Majalla" w:hAnsi="Sakkal Majalla" w:cs="Sakkal Majalla" w:hint="cs"/>
+          <w:sz w:val="28"/>
+          <w:szCs w:val="28"/>
+          <w:rtl/>
+          <w:lang w:bidi="ar-AE"/>
+        </w:rPr>
+        <w:t>المعمودية تُعمَل لغفران الخطايا (أعمال الرسل 2: 38) "</w:t>
+      </w:r>
+      <w:r>
+        <w:rPr>
+          <w:rFonts w:ascii="Sakkal Majalla" w:hAnsi="Sakkal Majalla" w:cs="Sakkal Majalla"/>
+          <w:sz w:val="28"/>
+          <w:szCs w:val="28"/>
+          <w:rtl/>
+          <w:lang w:bidi="ar-AE"/>
+        </w:rPr>
+        <w:t>«</w:t>
+      </w:r>
+      <w:r>
+        <w:rPr>
+          <w:rFonts w:ascii="Sakkal Majalla" w:hAnsi="Sakkal Majalla" w:cs="Sakkal Majalla" w:hint="cs"/>
+          <w:sz w:val="28"/>
+          <w:szCs w:val="28"/>
+          <w:rtl/>
+          <w:lang w:bidi="ar-AE"/>
+        </w:rPr>
+        <w:t>تُوبُوا</w:t>
+      </w:r>
+      <w:r>
+        <w:rPr>
+          <w:rFonts w:ascii="Sakkal Majalla" w:hAnsi="Sakkal Majalla" w:cs="Sakkal Majalla"/>
+          <w:sz w:val="28"/>
+          <w:szCs w:val="28"/>
+          <w:rtl/>
+          <w:lang w:bidi="ar-AE"/>
+        </w:rPr>
+        <w:t xml:space="preserve"> </w:t>
+      </w:r>
+      <w:r>
+        <w:rPr>
+          <w:rFonts w:ascii="Sakkal Majalla" w:hAnsi="Sakkal Majalla" w:cs="Sakkal Majalla" w:hint="cs"/>
+          <w:sz w:val="28"/>
+          <w:szCs w:val="28"/>
+          <w:rtl/>
+          <w:lang w:bidi="ar-AE"/>
+        </w:rPr>
+        <w:t>وَلْيَعْتَمِدْ</w:t>
+      </w:r>
+      <w:r>
+        <w:rPr>
+          <w:rFonts w:ascii="Sakkal Majalla" w:hAnsi="Sakkal Majalla" w:cs="Sakkal Majalla"/>
+          <w:sz w:val="28"/>
+          <w:szCs w:val="28"/>
+          <w:rtl/>
+          <w:lang w:bidi="ar-AE"/>
+        </w:rPr>
+        <w:t xml:space="preserve"> </w:t>
+      </w:r>
+      <w:r>
+        <w:rPr>
+          <w:rFonts w:ascii="Sakkal Majalla" w:hAnsi="Sakkal Majalla" w:cs="Sakkal Majalla" w:hint="cs"/>
+          <w:sz w:val="28"/>
+          <w:szCs w:val="28"/>
+          <w:rtl/>
+          <w:lang w:bidi="ar-AE"/>
+        </w:rPr>
+        <w:t>كُلُّ</w:t>
+      </w:r>
+      <w:r>
+        <w:rPr>
+          <w:rFonts w:ascii="Sakkal Majalla" w:hAnsi="Sakkal Majalla" w:cs="Sakkal Majalla"/>
+          <w:sz w:val="28"/>
+          <w:szCs w:val="28"/>
+          <w:rtl/>
+          <w:lang w:bidi="ar-AE"/>
+        </w:rPr>
+        <w:t xml:space="preserve"> </w:t>
+      </w:r>
+      <w:r>
+        <w:rPr>
+          <w:rFonts w:ascii="Sakkal Majalla" w:hAnsi="Sakkal Majalla" w:cs="Sakkal Majalla" w:hint="cs"/>
+          <w:sz w:val="28"/>
+          <w:szCs w:val="28"/>
+          <w:rtl/>
+          <w:lang w:bidi="ar-AE"/>
+        </w:rPr>
+        <w:t>وَاحِدٍ</w:t>
+      </w:r>
+      <w:r>
+        <w:rPr>
+          <w:rFonts w:ascii="Sakkal Majalla" w:hAnsi="Sakkal Majalla" w:cs="Sakkal Majalla"/>
+          <w:sz w:val="28"/>
+          <w:szCs w:val="28"/>
+          <w:rtl/>
+          <w:lang w:bidi="ar-AE"/>
+        </w:rPr>
+        <w:t xml:space="preserve"> </w:t>
+      </w:r>
+      <w:r>
+        <w:rPr>
+          <w:rFonts w:ascii="Sakkal Majalla" w:hAnsi="Sakkal Majalla" w:cs="Sakkal Majalla" w:hint="cs"/>
+          <w:sz w:val="28"/>
+          <w:szCs w:val="28"/>
+          <w:rtl/>
+          <w:lang w:bidi="ar-AE"/>
+        </w:rPr>
+        <w:t>مِنْكُمْ</w:t>
+      </w:r>
+      <w:r>
+        <w:rPr>
+          <w:rFonts w:ascii="Sakkal Majalla" w:hAnsi="Sakkal Majalla" w:cs="Sakkal Majalla"/>
+          <w:sz w:val="28"/>
+          <w:szCs w:val="28"/>
+          <w:rtl/>
+          <w:lang w:bidi="ar-AE"/>
+        </w:rPr>
+        <w:t xml:space="preserve"> </w:t>
+      </w:r>
+      <w:r>
+        <w:rPr>
+          <w:rFonts w:ascii="Sakkal Majalla" w:hAnsi="Sakkal Majalla" w:cs="Sakkal Majalla" w:hint="cs"/>
+          <w:sz w:val="28"/>
+          <w:szCs w:val="28"/>
+          <w:rtl/>
+          <w:lang w:bidi="ar-AE"/>
+        </w:rPr>
+        <w:t>عَلَى</w:t>
+      </w:r>
+      <w:r>
+        <w:rPr>
+          <w:rFonts w:ascii="Sakkal Majalla" w:hAnsi="Sakkal Majalla" w:cs="Sakkal Majalla"/>
+          <w:sz w:val="28"/>
+          <w:szCs w:val="28"/>
+          <w:rtl/>
+          <w:lang w:bidi="ar-AE"/>
+        </w:rPr>
+        <w:t xml:space="preserve"> </w:t>
+      </w:r>
+      <w:r>
+        <w:rPr>
+          <w:rFonts w:ascii="Sakkal Majalla" w:hAnsi="Sakkal Majalla" w:cs="Sakkal Majalla" w:hint="cs"/>
+          <w:sz w:val="28"/>
+          <w:szCs w:val="28"/>
+          <w:rtl/>
+          <w:lang w:bidi="ar-AE"/>
+        </w:rPr>
+        <w:t>اسْمِ</w:t>
+      </w:r>
+      <w:r>
+        <w:rPr>
+          <w:rFonts w:ascii="Sakkal Majalla" w:hAnsi="Sakkal Majalla" w:cs="Sakkal Majalla"/>
+          <w:sz w:val="28"/>
+          <w:szCs w:val="28"/>
+          <w:rtl/>
+          <w:lang w:bidi="ar-AE"/>
+        </w:rPr>
+        <w:t xml:space="preserve"> </w:t>
+      </w:r>
+      <w:r>
+        <w:rPr>
+          <w:rFonts w:ascii="Sakkal Majalla" w:hAnsi="Sakkal Majalla" w:cs="Sakkal Majalla" w:hint="cs"/>
+          <w:sz w:val="28"/>
+          <w:szCs w:val="28"/>
+          <w:rtl/>
+          <w:lang w:bidi="ar-AE"/>
+        </w:rPr>
+        <w:t>يَسُوعَ</w:t>
+      </w:r>
+      <w:r>
+        <w:rPr>
+          <w:rFonts w:ascii="Sakkal Majalla" w:hAnsi="Sakkal Majalla" w:cs="Sakkal Majalla"/>
+          <w:sz w:val="28"/>
+          <w:szCs w:val="28"/>
+          <w:rtl/>
+          <w:lang w:bidi="ar-AE"/>
+        </w:rPr>
+        <w:t xml:space="preserve"> </w:t>
+      </w:r>
+      <w:r>
+        <w:rPr>
+          <w:rFonts w:ascii="Sakkal Majalla" w:hAnsi="Sakkal Majalla" w:cs="Sakkal Majalla" w:hint="cs"/>
+          <w:sz w:val="28"/>
+          <w:szCs w:val="28"/>
+          <w:rtl/>
+          <w:lang w:bidi="ar-AE"/>
+        </w:rPr>
+        <w:t>الْمَسِيحِ</w:t>
+      </w:r>
+      <w:r>
+        <w:rPr>
+          <w:rFonts w:ascii="Sakkal Majalla" w:hAnsi="Sakkal Majalla" w:cs="Sakkal Majalla"/>
+          <w:sz w:val="28"/>
+          <w:szCs w:val="28"/>
+          <w:rtl/>
+          <w:lang w:bidi="ar-AE"/>
+        </w:rPr>
+        <w:t xml:space="preserve"> </w:t>
+      </w:r>
+      <w:r>
+        <w:rPr>
+          <w:rFonts w:ascii="Sakkal Majalla" w:hAnsi="Sakkal Majalla" w:cs="Sakkal Majalla" w:hint="cs"/>
+          <w:sz w:val="28"/>
+          <w:szCs w:val="28"/>
+          <w:rtl/>
+          <w:lang w:bidi="ar-AE"/>
+        </w:rPr>
+        <w:t>لِغُفْرَانِ</w:t>
+      </w:r>
+      <w:r>
+        <w:rPr>
+          <w:rFonts w:ascii="Sakkal Majalla" w:hAnsi="Sakkal Majalla" w:cs="Sakkal Majalla"/>
+          <w:sz w:val="28"/>
+          <w:szCs w:val="28"/>
+          <w:rtl/>
+          <w:lang w:bidi="ar-AE"/>
+        </w:rPr>
+        <w:t xml:space="preserve"> </w:t>
+      </w:r>
+      <w:r>
+        <w:rPr>
+          <w:rFonts w:ascii="Sakkal Majalla" w:hAnsi="Sakkal Majalla" w:cs="Sakkal Majalla" w:hint="cs"/>
+          <w:sz w:val="28"/>
+          <w:szCs w:val="28"/>
+          <w:rtl/>
+          <w:lang w:bidi="ar-AE"/>
+        </w:rPr>
+        <w:t>الْخَطَايَا،</w:t>
+      </w:r>
+      <w:r>
+        <w:rPr>
+          <w:rFonts w:ascii="Sakkal Majalla" w:hAnsi="Sakkal Majalla" w:cs="Sakkal Majalla" w:hint="cs"/>
+          <w:sz w:val="28"/>
+          <w:szCs w:val="28"/>
+          <w:rtl/>
+          <w:lang w:bidi="ar-AE"/>
+        </w:rPr>
+        <w:t xml:space="preserve">" كل مَن اعتمد </w:t>
+      </w:r>
+      <w:r>
+        <w:rPr>
+          <w:rFonts w:ascii="Sakkal Majalla" w:hAnsi="Sakkal Majalla" w:cs="Sakkal Majalla" w:hint="cs"/>
+          <w:sz w:val="28"/>
+          <w:szCs w:val="28"/>
+          <w:rtl/>
+          <w:lang w:bidi="ar-AE"/>
+        </w:rPr>
+        <w:t>يكون قد سمح بغفران خطاياه</w:t>
+      </w:r>
+      <w:r>
+        <w:rPr>
+          <w:rFonts w:ascii="Sakkal Majalla" w:hAnsi="Sakkal Majalla" w:cs="Sakkal Majalla" w:hint="cs"/>
+          <w:sz w:val="28"/>
+          <w:szCs w:val="28"/>
+          <w:rtl/>
+          <w:lang w:bidi="ar-AE"/>
+        </w:rPr>
+        <w:t xml:space="preserve"> (أعمال الرسل 22: 16)</w:t>
+      </w:r>
+      <w:r>
+        <w:rPr>
+          <w:rFonts w:ascii="Sakkal Majalla" w:hAnsi="Sakkal Majalla" w:cs="Sakkal Majalla" w:hint="cs"/>
+          <w:sz w:val="28"/>
+          <w:szCs w:val="28"/>
+          <w:rtl/>
+          <w:lang w:bidi="ar-AE"/>
+        </w:rPr>
+        <w:t xml:space="preserve"> "</w:t>
+      </w:r>
+      <w:r>
+        <w:rPr>
+          <w:rFonts w:ascii="Sakkal Majalla" w:hAnsi="Sakkal Majalla" w:cs="Sakkal Majalla"/>
+          <w:sz w:val="28"/>
+          <w:szCs w:val="28"/>
+          <w:rtl/>
+          <w:lang w:bidi="ar-AE"/>
+        </w:rPr>
+        <w:t xml:space="preserve"> 16 </w:t>
+      </w:r>
+      <w:r>
+        <w:rPr>
+          <w:rFonts w:ascii="Sakkal Majalla" w:hAnsi="Sakkal Majalla" w:cs="Sakkal Majalla" w:hint="cs"/>
+          <w:sz w:val="28"/>
+          <w:szCs w:val="28"/>
+          <w:rtl/>
+          <w:lang w:bidi="ar-AE"/>
+        </w:rPr>
+        <w:t>وَالآنَ</w:t>
+      </w:r>
+      <w:r>
+        <w:rPr>
+          <w:rFonts w:ascii="Sakkal Majalla" w:hAnsi="Sakkal Majalla" w:cs="Sakkal Majalla"/>
+          <w:sz w:val="28"/>
+          <w:szCs w:val="28"/>
+          <w:rtl/>
+          <w:lang w:bidi="ar-AE"/>
+        </w:rPr>
+        <w:t xml:space="preserve"> </w:t>
+      </w:r>
+      <w:r>
+        <w:rPr>
+          <w:rFonts w:ascii="Sakkal Majalla" w:hAnsi="Sakkal Majalla" w:cs="Sakkal Majalla" w:hint="cs"/>
+          <w:sz w:val="28"/>
+          <w:szCs w:val="28"/>
+          <w:rtl/>
+          <w:lang w:bidi="ar-AE"/>
+        </w:rPr>
+        <w:t>لِمَاذَا</w:t>
+      </w:r>
+      <w:r>
+        <w:rPr>
+          <w:rFonts w:ascii="Sakkal Majalla" w:hAnsi="Sakkal Majalla" w:cs="Sakkal Majalla"/>
+          <w:sz w:val="28"/>
+          <w:szCs w:val="28"/>
+          <w:rtl/>
+          <w:lang w:bidi="ar-AE"/>
+        </w:rPr>
+        <w:t xml:space="preserve"> </w:t>
+      </w:r>
+      <w:r>
+        <w:rPr>
+          <w:rFonts w:ascii="Sakkal Majalla" w:hAnsi="Sakkal Majalla" w:cs="Sakkal Majalla" w:hint="cs"/>
+          <w:sz w:val="28"/>
+          <w:szCs w:val="28"/>
+          <w:rtl/>
+          <w:lang w:bidi="ar-AE"/>
+        </w:rPr>
+        <w:t>تَتَوَانَى؟</w:t>
+      </w:r>
+      <w:r>
+        <w:rPr>
+          <w:rFonts w:ascii="Sakkal Majalla" w:hAnsi="Sakkal Majalla" w:cs="Sakkal Majalla"/>
+          <w:sz w:val="28"/>
+          <w:szCs w:val="28"/>
+          <w:rtl/>
+          <w:lang w:bidi="ar-AE"/>
+        </w:rPr>
+        <w:t xml:space="preserve"> </w:t>
+      </w:r>
+      <w:r>
+        <w:rPr>
+          <w:rFonts w:ascii="Sakkal Majalla" w:hAnsi="Sakkal Majalla" w:cs="Sakkal Majalla" w:hint="cs"/>
+          <w:sz w:val="28"/>
+          <w:szCs w:val="28"/>
+          <w:rtl/>
+          <w:lang w:bidi="ar-AE"/>
+        </w:rPr>
+        <w:t>قُمْ</w:t>
+      </w:r>
+      <w:r>
+        <w:rPr>
+          <w:rFonts w:ascii="Sakkal Majalla" w:hAnsi="Sakkal Majalla" w:cs="Sakkal Majalla"/>
+          <w:sz w:val="28"/>
+          <w:szCs w:val="28"/>
+          <w:rtl/>
+          <w:lang w:bidi="ar-AE"/>
+        </w:rPr>
+        <w:t xml:space="preserve"> </w:t>
+      </w:r>
+      <w:r>
+        <w:rPr>
+          <w:rFonts w:ascii="Sakkal Majalla" w:hAnsi="Sakkal Majalla" w:cs="Sakkal Majalla" w:hint="cs"/>
+          <w:sz w:val="28"/>
+          <w:szCs w:val="28"/>
+          <w:rtl/>
+          <w:lang w:bidi="ar-AE"/>
+        </w:rPr>
+        <w:t>وَاعْتَمِدْ</w:t>
+      </w:r>
+      <w:r>
+        <w:rPr>
+          <w:rFonts w:ascii="Sakkal Majalla" w:hAnsi="Sakkal Majalla" w:cs="Sakkal Majalla"/>
+          <w:sz w:val="28"/>
+          <w:szCs w:val="28"/>
+          <w:rtl/>
+          <w:lang w:bidi="ar-AE"/>
+        </w:rPr>
+        <w:t xml:space="preserve"> </w:t>
+      </w:r>
+      <w:r>
+        <w:rPr>
+          <w:rFonts w:ascii="Sakkal Majalla" w:hAnsi="Sakkal Majalla" w:cs="Sakkal Majalla" w:hint="cs"/>
+          <w:sz w:val="28"/>
+          <w:szCs w:val="28"/>
+          <w:rtl/>
+          <w:lang w:bidi="ar-AE"/>
+        </w:rPr>
+        <w:t>وَاغْسِلْ</w:t>
+      </w:r>
+      <w:r>
+        <w:rPr>
+          <w:rFonts w:ascii="Sakkal Majalla" w:hAnsi="Sakkal Majalla" w:cs="Sakkal Majalla"/>
+          <w:sz w:val="28"/>
+          <w:szCs w:val="28"/>
+          <w:rtl/>
+          <w:lang w:bidi="ar-AE"/>
+        </w:rPr>
+        <w:t xml:space="preserve"> </w:t>
+      </w:r>
+      <w:r>
+        <w:rPr>
+          <w:rFonts w:ascii="Sakkal Majalla" w:hAnsi="Sakkal Majalla" w:cs="Sakkal Majalla" w:hint="cs"/>
+          <w:sz w:val="28"/>
+          <w:szCs w:val="28"/>
+          <w:rtl/>
+          <w:lang w:bidi="ar-AE"/>
+        </w:rPr>
+        <w:t>خَطَايَاكَ</w:t>
+      </w:r>
+      <w:r>
+        <w:rPr>
+          <w:rFonts w:ascii="Sakkal Majalla" w:hAnsi="Sakkal Majalla" w:cs="Sakkal Majalla" w:hint="cs"/>
+          <w:sz w:val="28"/>
+          <w:szCs w:val="28"/>
+          <w:rtl/>
+          <w:lang w:bidi="ar-AE"/>
+        </w:rPr>
+        <w:t xml:space="preserve">". من الطبيعي لا يمكن أن </w:t>
+      </w:r>
+      <w:r>
+        <w:rPr>
+          <w:rFonts w:ascii="Sakkal Majalla" w:hAnsi="Sakkal Majalla" w:cs="Sakkal Majalla" w:hint="cs"/>
+          <w:sz w:val="28"/>
+          <w:szCs w:val="28"/>
+          <w:rtl/>
+          <w:lang w:bidi="ar-AE"/>
+        </w:rPr>
+        <w:t>الخاطئ</w:t>
+      </w:r>
+      <w:r>
+        <w:rPr>
+          <w:rFonts w:ascii="Sakkal Majalla" w:hAnsi="Sakkal Majalla" w:cs="Sakkal Majalla"/>
+          <w:sz w:val="28"/>
+          <w:szCs w:val="28"/>
+          <w:rtl/>
+          <w:lang w:bidi="ar-AE"/>
+        </w:rPr>
+        <w:t xml:space="preserve"> </w:t>
+      </w:r>
+      <w:r>
+        <w:rPr>
+          <w:rFonts w:ascii="Sakkal Majalla" w:hAnsi="Sakkal Majalla" w:cs="Sakkal Majalla" w:hint="cs"/>
+          <w:sz w:val="28"/>
+          <w:szCs w:val="28"/>
+          <w:rtl/>
+          <w:lang w:bidi="ar-AE"/>
+        </w:rPr>
+        <w:t>يحصل على غفران خطاياه عند معموديته (قارن 1. يوحنا 1: 9 إلخ) "</w:t>
+      </w:r>
+      <w:r>
+        <w:rPr>
           <w:rFonts w:hint="cs"/>
           <w:rtl/>
-          <w:lang w:bidi="ar-EG"/>
-        </w:rPr>
-        <w:t xml:space="preserve">يسوع المسيح </w:t>
-      </w:r>
-      <w:r>
-        <w:rPr>
-          <w:rtl/>
-          <w:lang w:bidi="ar-EG"/>
-        </w:rPr>
-        <w:t>–</w:t>
-      </w:r>
-      <w:r>
-        <w:rPr>
-          <w:rFonts w:hint="cs"/>
-          <w:rtl/>
-          <w:lang w:bidi="ar-EG"/>
-        </w:rPr>
-        <w:t xml:space="preserve"> مُرسَل الآب</w:t>
+        </w:rPr>
+        <w:t xml:space="preserve"> </w:t>
+      </w:r>
+      <w:r>
+        <w:rPr>
+          <w:rFonts w:ascii="Sakkal Majalla" w:hAnsi="Sakkal Majalla" w:cs="Sakkal Majalla" w:hint="cs"/>
+          <w:sz w:val="28"/>
+          <w:szCs w:val="28"/>
+          <w:rtl/>
+          <w:lang w:bidi="ar-AE"/>
+        </w:rPr>
+        <w:t>إِنِ</w:t>
+      </w:r>
+      <w:r>
+        <w:rPr>
+          <w:rFonts w:ascii="Sakkal Majalla" w:hAnsi="Sakkal Majalla" w:cs="Sakkal Majalla"/>
+          <w:sz w:val="28"/>
+          <w:szCs w:val="28"/>
+          <w:rtl/>
+          <w:lang w:bidi="ar-AE"/>
+        </w:rPr>
+        <w:t xml:space="preserve"> </w:t>
+      </w:r>
+      <w:r>
+        <w:rPr>
+          <w:rFonts w:ascii="Sakkal Majalla" w:hAnsi="Sakkal Majalla" w:cs="Sakkal Majalla" w:hint="cs"/>
+          <w:sz w:val="28"/>
+          <w:szCs w:val="28"/>
+          <w:rtl/>
+          <w:lang w:bidi="ar-AE"/>
+        </w:rPr>
+        <w:t>اعْتَرَفْنَا</w:t>
+      </w:r>
+      <w:r>
+        <w:rPr>
+          <w:rFonts w:ascii="Sakkal Majalla" w:hAnsi="Sakkal Majalla" w:cs="Sakkal Majalla"/>
+          <w:sz w:val="28"/>
+          <w:szCs w:val="28"/>
+          <w:rtl/>
+          <w:lang w:bidi="ar-AE"/>
+        </w:rPr>
+        <w:t xml:space="preserve"> </w:t>
+      </w:r>
+      <w:r>
+        <w:rPr>
+          <w:rFonts w:ascii="Sakkal Majalla" w:hAnsi="Sakkal Majalla" w:cs="Sakkal Majalla" w:hint="cs"/>
+          <w:sz w:val="28"/>
+          <w:szCs w:val="28"/>
+          <w:rtl/>
+          <w:lang w:bidi="ar-AE"/>
+        </w:rPr>
+        <w:t>بِخَطَايَانَا</w:t>
+      </w:r>
+      <w:r>
+        <w:rPr>
+          <w:rFonts w:ascii="Sakkal Majalla" w:hAnsi="Sakkal Majalla" w:cs="Sakkal Majalla"/>
+          <w:sz w:val="28"/>
+          <w:szCs w:val="28"/>
+          <w:rtl/>
+          <w:lang w:bidi="ar-AE"/>
+        </w:rPr>
+        <w:t xml:space="preserve"> </w:t>
+      </w:r>
+      <w:r>
+        <w:rPr>
+          <w:rFonts w:ascii="Sakkal Majalla" w:hAnsi="Sakkal Majalla" w:cs="Sakkal Majalla" w:hint="cs"/>
+          <w:sz w:val="28"/>
+          <w:szCs w:val="28"/>
+          <w:rtl/>
+          <w:lang w:bidi="ar-AE"/>
+        </w:rPr>
+        <w:t>فَهُوَ</w:t>
+      </w:r>
+      <w:r>
+        <w:rPr>
+          <w:rFonts w:ascii="Sakkal Majalla" w:hAnsi="Sakkal Majalla" w:cs="Sakkal Majalla"/>
+          <w:sz w:val="28"/>
+          <w:szCs w:val="28"/>
+          <w:rtl/>
+          <w:lang w:bidi="ar-AE"/>
+        </w:rPr>
+        <w:t xml:space="preserve"> </w:t>
+      </w:r>
+      <w:r>
+        <w:rPr>
+          <w:rFonts w:ascii="Sakkal Majalla" w:hAnsi="Sakkal Majalla" w:cs="Sakkal Majalla" w:hint="cs"/>
+          <w:sz w:val="28"/>
+          <w:szCs w:val="28"/>
+          <w:rtl/>
+          <w:lang w:bidi="ar-AE"/>
+        </w:rPr>
+        <w:t>أَمِينٌ</w:t>
+      </w:r>
+      <w:r>
+        <w:rPr>
+          <w:rFonts w:ascii="Sakkal Majalla" w:hAnsi="Sakkal Majalla" w:cs="Sakkal Majalla"/>
+          <w:sz w:val="28"/>
+          <w:szCs w:val="28"/>
+          <w:rtl/>
+          <w:lang w:bidi="ar-AE"/>
+        </w:rPr>
+        <w:t xml:space="preserve"> </w:t>
+      </w:r>
+      <w:r>
+        <w:rPr>
+          <w:rFonts w:ascii="Sakkal Majalla" w:hAnsi="Sakkal Majalla" w:cs="Sakkal Majalla" w:hint="cs"/>
+          <w:sz w:val="28"/>
+          <w:szCs w:val="28"/>
+          <w:rtl/>
+          <w:lang w:bidi="ar-AE"/>
+        </w:rPr>
+        <w:t>وَعَادِلٌ،</w:t>
+      </w:r>
+      <w:r>
+        <w:rPr>
+          <w:rFonts w:ascii="Sakkal Majalla" w:hAnsi="Sakkal Majalla" w:cs="Sakkal Majalla"/>
+          <w:sz w:val="28"/>
+          <w:szCs w:val="28"/>
+          <w:rtl/>
+          <w:lang w:bidi="ar-AE"/>
+        </w:rPr>
+        <w:t xml:space="preserve"> </w:t>
+      </w:r>
+      <w:r>
+        <w:rPr>
+          <w:rFonts w:ascii="Sakkal Majalla" w:hAnsi="Sakkal Majalla" w:cs="Sakkal Majalla" w:hint="cs"/>
+          <w:sz w:val="28"/>
+          <w:szCs w:val="28"/>
+          <w:rtl/>
+          <w:lang w:bidi="ar-AE"/>
+        </w:rPr>
+        <w:t>حَتَّى</w:t>
+      </w:r>
+      <w:r>
+        <w:rPr>
+          <w:rFonts w:ascii="Sakkal Majalla" w:hAnsi="Sakkal Majalla" w:cs="Sakkal Majalla"/>
+          <w:sz w:val="28"/>
+          <w:szCs w:val="28"/>
+          <w:rtl/>
+          <w:lang w:bidi="ar-AE"/>
+        </w:rPr>
+        <w:t xml:space="preserve"> </w:t>
+      </w:r>
+      <w:r>
+        <w:rPr>
+          <w:rFonts w:ascii="Sakkal Majalla" w:hAnsi="Sakkal Majalla" w:cs="Sakkal Majalla" w:hint="cs"/>
+          <w:sz w:val="28"/>
+          <w:szCs w:val="28"/>
+          <w:rtl/>
+          <w:lang w:bidi="ar-AE"/>
+        </w:rPr>
+        <w:t>يَغْفِرَ</w:t>
+      </w:r>
+      <w:r>
+        <w:rPr>
+          <w:rFonts w:ascii="Sakkal Majalla" w:hAnsi="Sakkal Majalla" w:cs="Sakkal Majalla"/>
+          <w:sz w:val="28"/>
+          <w:szCs w:val="28"/>
+          <w:rtl/>
+          <w:lang w:bidi="ar-AE"/>
+        </w:rPr>
+        <w:t xml:space="preserve"> </w:t>
+      </w:r>
+      <w:r>
+        <w:rPr>
+          <w:rFonts w:ascii="Sakkal Majalla" w:hAnsi="Sakkal Majalla" w:cs="Sakkal Majalla" w:hint="cs"/>
+          <w:sz w:val="28"/>
+          <w:szCs w:val="28"/>
+          <w:rtl/>
+          <w:lang w:bidi="ar-AE"/>
+        </w:rPr>
+        <w:t>لَنَا</w:t>
+      </w:r>
+      <w:r>
+        <w:rPr>
+          <w:rFonts w:ascii="Sakkal Majalla" w:hAnsi="Sakkal Majalla" w:cs="Sakkal Majalla"/>
+          <w:sz w:val="28"/>
+          <w:szCs w:val="28"/>
+          <w:rtl/>
+          <w:lang w:bidi="ar-AE"/>
+        </w:rPr>
+        <w:t xml:space="preserve"> </w:t>
+      </w:r>
+      <w:r>
+        <w:rPr>
+          <w:rFonts w:ascii="Sakkal Majalla" w:hAnsi="Sakkal Majalla" w:cs="Sakkal Majalla" w:hint="cs"/>
+          <w:sz w:val="28"/>
+          <w:szCs w:val="28"/>
+          <w:rtl/>
+          <w:lang w:bidi="ar-AE"/>
+        </w:rPr>
+        <w:t>خَطَايَانَا</w:t>
+      </w:r>
+      <w:r>
+        <w:rPr>
+          <w:rFonts w:ascii="Sakkal Majalla" w:hAnsi="Sakkal Majalla" w:cs="Sakkal Majalla"/>
+          <w:sz w:val="28"/>
+          <w:szCs w:val="28"/>
+          <w:rtl/>
+          <w:lang w:bidi="ar-AE"/>
+        </w:rPr>
+        <w:t xml:space="preserve"> </w:t>
+      </w:r>
+      <w:r>
+        <w:rPr>
+          <w:rFonts w:ascii="Sakkal Majalla" w:hAnsi="Sakkal Majalla" w:cs="Sakkal Majalla" w:hint="cs"/>
+          <w:sz w:val="28"/>
+          <w:szCs w:val="28"/>
+          <w:rtl/>
+          <w:lang w:bidi="ar-AE"/>
+        </w:rPr>
+        <w:t>وَيُطَهِّرَنَا</w:t>
+      </w:r>
+      <w:r>
+        <w:rPr>
+          <w:rFonts w:ascii="Sakkal Majalla" w:hAnsi="Sakkal Majalla" w:cs="Sakkal Majalla"/>
+          <w:sz w:val="28"/>
+          <w:szCs w:val="28"/>
+          <w:rtl/>
+          <w:lang w:bidi="ar-AE"/>
+        </w:rPr>
+        <w:t xml:space="preserve"> </w:t>
+      </w:r>
+      <w:r>
+        <w:rPr>
+          <w:rFonts w:ascii="Sakkal Majalla" w:hAnsi="Sakkal Majalla" w:cs="Sakkal Majalla" w:hint="cs"/>
+          <w:sz w:val="28"/>
+          <w:szCs w:val="28"/>
+          <w:rtl/>
+          <w:lang w:bidi="ar-AE"/>
+        </w:rPr>
+        <w:t>مِنْ</w:t>
+      </w:r>
+      <w:r>
+        <w:rPr>
+          <w:rFonts w:ascii="Sakkal Majalla" w:hAnsi="Sakkal Majalla" w:cs="Sakkal Majalla"/>
+          <w:sz w:val="28"/>
+          <w:szCs w:val="28"/>
+          <w:rtl/>
+          <w:lang w:bidi="ar-AE"/>
+        </w:rPr>
+        <w:t xml:space="preserve"> </w:t>
+      </w:r>
+      <w:r>
+        <w:rPr>
+          <w:rFonts w:ascii="Sakkal Majalla" w:hAnsi="Sakkal Majalla" w:cs="Sakkal Majalla" w:hint="cs"/>
+          <w:sz w:val="28"/>
+          <w:szCs w:val="28"/>
+          <w:rtl/>
+          <w:lang w:bidi="ar-AE"/>
+        </w:rPr>
+        <w:t>كُلِّ</w:t>
+      </w:r>
+      <w:r>
+        <w:rPr>
+          <w:rFonts w:ascii="Sakkal Majalla" w:hAnsi="Sakkal Majalla" w:cs="Sakkal Majalla"/>
+          <w:sz w:val="28"/>
+          <w:szCs w:val="28"/>
+          <w:rtl/>
+          <w:lang w:bidi="ar-AE"/>
+        </w:rPr>
+        <w:t xml:space="preserve"> </w:t>
+      </w:r>
+      <w:r>
+        <w:rPr>
+          <w:rFonts w:ascii="Sakkal Majalla" w:hAnsi="Sakkal Majalla" w:cs="Sakkal Majalla" w:hint="cs"/>
+          <w:sz w:val="28"/>
+          <w:szCs w:val="28"/>
+          <w:rtl/>
+          <w:lang w:bidi="ar-AE"/>
+        </w:rPr>
+        <w:t>إِثْمٍ</w:t>
+      </w:r>
+      <w:r>
+        <w:rPr>
+          <w:rFonts w:ascii="Sakkal Majalla" w:hAnsi="Sakkal Majalla" w:cs="Sakkal Majalla"/>
+          <w:sz w:val="28"/>
+          <w:szCs w:val="28"/>
+          <w:rtl/>
+          <w:lang w:bidi="ar-AE"/>
+        </w:rPr>
+        <w:t>.</w:t>
+      </w:r>
+      <w:r>
+        <w:rPr>
+          <w:rFonts w:ascii="Sakkal Majalla" w:hAnsi="Sakkal Majalla" w:cs="Sakkal Majalla" w:hint="cs"/>
+          <w:sz w:val="28"/>
+          <w:szCs w:val="28"/>
+          <w:rtl/>
+          <w:lang w:bidi="ar-AE"/>
+        </w:rPr>
+        <w:t>". لكن مَن اعتمد يصبح في العلن مسيحيًا. إنه بذلك يدخل في عِداد مَن عرفوا غفران الخطايا ويكرزون به. إنها مسألة علنية، مسألة اعتراف.</w:t>
       </w:r>
     </w:p>
     <w:p>
       <w:pPr>
-        <w:bidi/>
         <w:jc w:val="both"/>
         <w:rPr>
-          <w:rtl/>
-          <w:lang w:bidi="ar-EG"/>
+          <w:rFonts w:ascii="Sakkal Majalla" w:hAnsi="Sakkal Majalla" w:cs="Sakkal Majalla"/>
+          <w:sz w:val="28"/>
+          <w:szCs w:val="28"/>
+          <w:rtl/>
+          <w:lang w:bidi="ar-AE"/>
         </w:rPr>
       </w:pPr>
       <w:r>
         <w:rPr>
-          <w:lang w:bidi="ar-EG"/>
-        </w:rPr>
-        <w:t>Philipp-Richard Schulz</w:t>
+          <w:rFonts w:ascii="Sakkal Majalla" w:hAnsi="Sakkal Majalla" w:cs="Sakkal Majalla" w:hint="cs"/>
+          <w:sz w:val="28"/>
+          <w:szCs w:val="28"/>
+          <w:rtl/>
+          <w:lang w:bidi="ar-AE"/>
+        </w:rPr>
+        <w:t>"</w:t>
+      </w:r>
+      <w:r>
+        <w:rPr>
+          <w:rFonts w:hint="cs"/>
+          <w:rtl/>
+        </w:rPr>
+        <w:t xml:space="preserve"> </w:t>
+      </w:r>
+      <w:r>
+        <w:rPr>
+          <w:rFonts w:ascii="Sakkal Majalla" w:hAnsi="Sakkal Majalla" w:cs="Sakkal Majalla" w:hint="cs"/>
+          <w:sz w:val="28"/>
+          <w:szCs w:val="28"/>
+          <w:rtl/>
+          <w:lang w:bidi="ar-AE"/>
+        </w:rPr>
+        <w:t>لأَنَّ</w:t>
+      </w:r>
+      <w:r>
+        <w:rPr>
+          <w:rFonts w:ascii="Sakkal Majalla" w:hAnsi="Sakkal Majalla" w:cs="Sakkal Majalla"/>
+          <w:sz w:val="28"/>
+          <w:szCs w:val="28"/>
+          <w:rtl/>
+          <w:lang w:bidi="ar-AE"/>
+        </w:rPr>
+        <w:t xml:space="preserve"> </w:t>
+      </w:r>
+      <w:r>
+        <w:rPr>
+          <w:rFonts w:ascii="Sakkal Majalla" w:hAnsi="Sakkal Majalla" w:cs="Sakkal Majalla" w:hint="cs"/>
+          <w:sz w:val="28"/>
+          <w:szCs w:val="28"/>
+          <w:rtl/>
+          <w:lang w:bidi="ar-AE"/>
+        </w:rPr>
+        <w:t>كُلَّكُمُ</w:t>
+      </w:r>
+      <w:r>
+        <w:rPr>
+          <w:rFonts w:ascii="Sakkal Majalla" w:hAnsi="Sakkal Majalla" w:cs="Sakkal Majalla"/>
+          <w:sz w:val="28"/>
+          <w:szCs w:val="28"/>
+          <w:rtl/>
+          <w:lang w:bidi="ar-AE"/>
+        </w:rPr>
+        <w:t xml:space="preserve"> </w:t>
+      </w:r>
+      <w:r>
+        <w:rPr>
+          <w:rFonts w:ascii="Sakkal Majalla" w:hAnsi="Sakkal Majalla" w:cs="Sakkal Majalla" w:hint="cs"/>
+          <w:sz w:val="28"/>
+          <w:szCs w:val="28"/>
+          <w:rtl/>
+          <w:lang w:bidi="ar-AE"/>
+        </w:rPr>
+        <w:t>الَّذِينَ</w:t>
+      </w:r>
+      <w:r>
+        <w:rPr>
+          <w:rFonts w:ascii="Sakkal Majalla" w:hAnsi="Sakkal Majalla" w:cs="Sakkal Majalla"/>
+          <w:sz w:val="28"/>
+          <w:szCs w:val="28"/>
+          <w:rtl/>
+          <w:lang w:bidi="ar-AE"/>
+        </w:rPr>
+        <w:t xml:space="preserve"> </w:t>
+      </w:r>
+      <w:r>
+        <w:rPr>
+          <w:rFonts w:ascii="Sakkal Majalla" w:hAnsi="Sakkal Majalla" w:cs="Sakkal Majalla" w:hint="cs"/>
+          <w:sz w:val="28"/>
+          <w:szCs w:val="28"/>
+          <w:rtl/>
+          <w:lang w:bidi="ar-AE"/>
+        </w:rPr>
+        <w:t>اعْتَمَدْتُمْ</w:t>
+      </w:r>
+      <w:r>
+        <w:rPr>
+          <w:rFonts w:ascii="Sakkal Majalla" w:hAnsi="Sakkal Majalla" w:cs="Sakkal Majalla"/>
+          <w:sz w:val="28"/>
+          <w:szCs w:val="28"/>
+          <w:rtl/>
+          <w:lang w:bidi="ar-AE"/>
+        </w:rPr>
+        <w:t xml:space="preserve"> </w:t>
+      </w:r>
+      <w:r>
+        <w:rPr>
+          <w:rFonts w:ascii="Sakkal Majalla" w:hAnsi="Sakkal Majalla" w:cs="Sakkal Majalla" w:hint="cs"/>
+          <w:sz w:val="28"/>
+          <w:szCs w:val="28"/>
+          <w:rtl/>
+          <w:lang w:bidi="ar-AE"/>
+        </w:rPr>
+        <w:t>بِالْمَسِيحِ</w:t>
+      </w:r>
+      <w:r>
+        <w:rPr>
+          <w:rFonts w:ascii="Sakkal Majalla" w:hAnsi="Sakkal Majalla" w:cs="Sakkal Majalla"/>
+          <w:sz w:val="28"/>
+          <w:szCs w:val="28"/>
+          <w:rtl/>
+          <w:lang w:bidi="ar-AE"/>
+        </w:rPr>
+        <w:t xml:space="preserve"> </w:t>
+      </w:r>
+      <w:r>
+        <w:rPr>
+          <w:rFonts w:ascii="Sakkal Majalla" w:hAnsi="Sakkal Majalla" w:cs="Sakkal Majalla" w:hint="cs"/>
+          <w:sz w:val="28"/>
+          <w:szCs w:val="28"/>
+          <w:rtl/>
+          <w:lang w:bidi="ar-AE"/>
+        </w:rPr>
+        <w:t>قَدْ</w:t>
+      </w:r>
+      <w:r>
+        <w:rPr>
+          <w:rFonts w:ascii="Sakkal Majalla" w:hAnsi="Sakkal Majalla" w:cs="Sakkal Majalla"/>
+          <w:sz w:val="28"/>
+          <w:szCs w:val="28"/>
+          <w:rtl/>
+          <w:lang w:bidi="ar-AE"/>
+        </w:rPr>
+        <w:t xml:space="preserve"> </w:t>
+      </w:r>
+      <w:r>
+        <w:rPr>
+          <w:rFonts w:ascii="Sakkal Majalla" w:hAnsi="Sakkal Majalla" w:cs="Sakkal Majalla" w:hint="cs"/>
+          <w:sz w:val="28"/>
+          <w:szCs w:val="28"/>
+          <w:rtl/>
+          <w:lang w:bidi="ar-AE"/>
+        </w:rPr>
+        <w:t>لَبِسْتُمُ</w:t>
+      </w:r>
+      <w:r>
+        <w:rPr>
+          <w:rFonts w:ascii="Sakkal Majalla" w:hAnsi="Sakkal Majalla" w:cs="Sakkal Majalla"/>
+          <w:sz w:val="28"/>
+          <w:szCs w:val="28"/>
+          <w:rtl/>
+          <w:lang w:bidi="ar-AE"/>
+        </w:rPr>
+        <w:t xml:space="preserve"> </w:t>
+      </w:r>
+      <w:r>
+        <w:rPr>
+          <w:rFonts w:ascii="Sakkal Majalla" w:hAnsi="Sakkal Majalla" w:cs="Sakkal Majalla" w:hint="cs"/>
+          <w:sz w:val="28"/>
+          <w:szCs w:val="28"/>
+          <w:rtl/>
+          <w:lang w:bidi="ar-AE"/>
+        </w:rPr>
+        <w:t>الْمَسِيحَ</w:t>
+      </w:r>
+      <w:r>
+        <w:rPr>
+          <w:rFonts w:ascii="Sakkal Majalla" w:hAnsi="Sakkal Majalla" w:cs="Sakkal Majalla"/>
+          <w:sz w:val="28"/>
+          <w:szCs w:val="28"/>
+          <w:rtl/>
+          <w:lang w:bidi="ar-AE"/>
+        </w:rPr>
+        <w:t>:</w:t>
+      </w:r>
+      <w:r>
+        <w:rPr>
+          <w:rFonts w:ascii="Sakkal Majalla" w:hAnsi="Sakkal Majalla" w:cs="Sakkal Majalla" w:hint="cs"/>
+          <w:sz w:val="28"/>
+          <w:szCs w:val="28"/>
+          <w:rtl/>
+          <w:lang w:bidi="ar-AE"/>
+        </w:rPr>
+        <w:t>" إننا في الأرض موجودين مثل جيش في أرض العدو، والجيش يتميز بزيّه العسكري الذي به يُعلن انتمائه للجيش في موقفه العدائي من نحو العدو، ولباس المسيحيين هو المسيح الذي يتم ارتداءه بالمعمودية، وكل مَن آمن ولم يعتمد أيضًا يكون انتمائه لجيش المسيح، ولكن لن تكون له العلامة المميزة على ذلك. وإن رفض الجندي أن يلبس الزي العسكري فستكون هناك مشكلة كبيرة اتجاهه.</w:t>
       </w:r>
     </w:p>
     <w:p>
       <w:pPr>
-        <w:bidi/>
         <w:jc w:val="both"/>
         <w:rPr>
-          <w:rtl/>
-          <w:lang w:bidi="ar-EG"/>
+          <w:rFonts w:ascii="Sakkal Majalla" w:hAnsi="Sakkal Majalla" w:cs="Sakkal Majalla"/>
+          <w:sz w:val="28"/>
+          <w:szCs w:val="28"/>
+          <w:rtl/>
+          <w:lang w:bidi="ar-AE"/>
         </w:rPr>
       </w:pPr>
       <w:r>
         <w:rPr>
-          <w:rFonts w:hint="cs"/>
-          <w:rtl/>
-          <w:lang w:bidi="ar-EG"/>
-        </w:rPr>
-        <w:t>تمهيد</w:t>
+          <w:rFonts w:ascii="Sakkal Majalla" w:hAnsi="Sakkal Majalla" w:cs="Sakkal Majalla" w:hint="cs"/>
+          <w:sz w:val="28"/>
+          <w:szCs w:val="28"/>
+          <w:rtl/>
+          <w:lang w:bidi="ar-AE"/>
+        </w:rPr>
+        <w:t xml:space="preserve">المعمودية تخلصنا </w:t>
+      </w:r>
+      <w:r>
+        <w:rPr>
+          <w:rFonts w:ascii="Sakkal Majalla" w:hAnsi="Sakkal Majalla" w:cs="Sakkal Majalla" w:hint="cs"/>
+          <w:sz w:val="28"/>
+          <w:szCs w:val="28"/>
+          <w:rtl/>
+          <w:lang w:bidi="ar-AE"/>
+        </w:rPr>
+        <w:t>معناه أنها تفصلنا علنًا عن العالم الموضوع تحت دينونة.</w:t>
       </w:r>
     </w:p>
     <w:p>
       <w:pPr>
-        <w:bidi/>
         <w:jc w:val="both"/>
         <w:rPr>
-          <w:rtl/>
-          <w:lang w:bidi="ar-EG"/>
+          <w:rFonts w:ascii="Sakkal Majalla" w:hAnsi="Sakkal Majalla" w:cs="Sakkal Majalla"/>
+          <w:sz w:val="28"/>
+          <w:szCs w:val="28"/>
+          <w:rtl/>
+          <w:lang w:bidi="ar-AE"/>
         </w:rPr>
       </w:pPr>
       <w:r>
         <w:rPr>
-          <w:rFonts w:hint="cs"/>
-          <w:rtl/>
-          <w:lang w:bidi="ar-EG"/>
-        </w:rPr>
-        <w:t>بالأخص إنجيل يوحنا يرينا استعداد وعمل الرب يسوع ليتمم مشيئة الآب. كابن الآب الكامل أتى من المجد ليُري الناس الآبَ، ليتكلّم عنه ويُظهر ما تعنيه الشركة في حضن الآب. وفي الأخير مات، ليُحضر أناسًا إلى مثل هذه الشركة الحميمة مع الله الآب. في هذا يتكلم الرب في مواضع مختلفة، عن الدافع والموقف الذي تمم بهما هذه الخدمة.</w:t>
+          <w:rFonts w:ascii="Sakkal Majalla" w:hAnsi="Sakkal Majalla" w:cs="Sakkal Majalla" w:hint="cs"/>
+          <w:sz w:val="28"/>
+          <w:szCs w:val="28"/>
+          <w:rtl/>
+          <w:lang w:bidi="ar-AE"/>
+        </w:rPr>
+        <w:t>في المعمودية يستبدل المرء موقفه في العالم بمركزه في نطاق بركات الله. وفقط كل مَن تمم هذه الخطوة سيُحسب "مُخَلَّص" بالنظر لهذه الأرض.</w:t>
       </w:r>
     </w:p>
     <w:p>
       <w:pPr>
-        <w:bidi/>
         <w:jc w:val="both"/>
         <w:rPr>
-          <w:rtl/>
-          <w:lang w:bidi="ar-EG"/>
+          <w:rFonts w:ascii="Sakkal Majalla" w:hAnsi="Sakkal Majalla" w:cs="Sakkal Majalla"/>
+          <w:sz w:val="28"/>
+          <w:szCs w:val="28"/>
+          <w:rtl/>
+          <w:lang w:bidi="ar-AE"/>
         </w:rPr>
       </w:pPr>
       <w:r>
         <w:rPr>
-          <w:rFonts w:hint="cs"/>
-          <w:rtl/>
-          <w:lang w:bidi="ar-EG"/>
-        </w:rPr>
-        <w:t>أربع خواص جميلة في الرب يسوع</w:t>
+          <w:rFonts w:ascii="Sakkal Majalla" w:hAnsi="Sakkal Majalla" w:cs="Sakkal Majalla" w:hint="cs"/>
+          <w:sz w:val="28"/>
+          <w:szCs w:val="28"/>
+          <w:rtl/>
+          <w:lang w:bidi="ar-AE"/>
+        </w:rPr>
+        <w:t>في أعمال الرسل 2: 40 دعا بطرس مستمعيه: "</w:t>
+      </w:r>
+      <w:r>
+        <w:rPr>
+          <w:rtl/>
+        </w:rPr>
+        <w:t xml:space="preserve"> </w:t>
+      </w:r>
+      <w:r>
+        <w:rPr>
+          <w:rFonts w:ascii="Sakkal Majalla" w:hAnsi="Sakkal Majalla" w:cs="Sakkal Majalla"/>
+          <w:sz w:val="28"/>
+          <w:szCs w:val="28"/>
+          <w:rtl/>
+          <w:lang w:bidi="ar-AE"/>
+        </w:rPr>
+        <w:t>«</w:t>
+      </w:r>
+      <w:r>
+        <w:rPr>
+          <w:rFonts w:ascii="Sakkal Majalla" w:hAnsi="Sakkal Majalla" w:cs="Sakkal Majalla" w:hint="cs"/>
+          <w:sz w:val="28"/>
+          <w:szCs w:val="28"/>
+          <w:rtl/>
+          <w:lang w:bidi="ar-AE"/>
+        </w:rPr>
+        <w:t>اخْلُصُوا</w:t>
+      </w:r>
+      <w:r>
+        <w:rPr>
+          <w:rFonts w:ascii="Sakkal Majalla" w:hAnsi="Sakkal Majalla" w:cs="Sakkal Majalla"/>
+          <w:sz w:val="28"/>
+          <w:szCs w:val="28"/>
+          <w:rtl/>
+          <w:lang w:bidi="ar-AE"/>
+        </w:rPr>
+        <w:t xml:space="preserve"> </w:t>
+      </w:r>
+      <w:r>
+        <w:rPr>
+          <w:rFonts w:ascii="Sakkal Majalla" w:hAnsi="Sakkal Majalla" w:cs="Sakkal Majalla" w:hint="cs"/>
+          <w:sz w:val="28"/>
+          <w:szCs w:val="28"/>
+          <w:rtl/>
+          <w:lang w:bidi="ar-AE"/>
+        </w:rPr>
+        <w:t>مِنْ</w:t>
+      </w:r>
+      <w:r>
+        <w:rPr>
+          <w:rFonts w:ascii="Sakkal Majalla" w:hAnsi="Sakkal Majalla" w:cs="Sakkal Majalla"/>
+          <w:sz w:val="28"/>
+          <w:szCs w:val="28"/>
+          <w:rtl/>
+          <w:lang w:bidi="ar-AE"/>
+        </w:rPr>
+        <w:t xml:space="preserve"> </w:t>
+      </w:r>
+      <w:r>
+        <w:rPr>
+          <w:rFonts w:ascii="Sakkal Majalla" w:hAnsi="Sakkal Majalla" w:cs="Sakkal Majalla" w:hint="cs"/>
+          <w:sz w:val="28"/>
+          <w:szCs w:val="28"/>
+          <w:rtl/>
+          <w:lang w:bidi="ar-AE"/>
+        </w:rPr>
+        <w:t>هذَا</w:t>
+      </w:r>
+      <w:r>
+        <w:rPr>
+          <w:rFonts w:ascii="Sakkal Majalla" w:hAnsi="Sakkal Majalla" w:cs="Sakkal Majalla"/>
+          <w:sz w:val="28"/>
+          <w:szCs w:val="28"/>
+          <w:rtl/>
+          <w:lang w:bidi="ar-AE"/>
+        </w:rPr>
+        <w:t xml:space="preserve"> </w:t>
+      </w:r>
+      <w:r>
+        <w:rPr>
+          <w:rFonts w:ascii="Sakkal Majalla" w:hAnsi="Sakkal Majalla" w:cs="Sakkal Majalla" w:hint="cs"/>
+          <w:sz w:val="28"/>
+          <w:szCs w:val="28"/>
+          <w:rtl/>
+          <w:lang w:bidi="ar-AE"/>
+        </w:rPr>
+        <w:t>الْجِيلِ</w:t>
+      </w:r>
+      <w:r>
+        <w:rPr>
+          <w:rFonts w:ascii="Sakkal Majalla" w:hAnsi="Sakkal Majalla" w:cs="Sakkal Majalla"/>
+          <w:sz w:val="28"/>
+          <w:szCs w:val="28"/>
+          <w:rtl/>
+          <w:lang w:bidi="ar-AE"/>
+        </w:rPr>
+        <w:t xml:space="preserve"> </w:t>
+      </w:r>
+      <w:r>
+        <w:rPr>
+          <w:rFonts w:ascii="Sakkal Majalla" w:hAnsi="Sakkal Majalla" w:cs="Sakkal Majalla" w:hint="cs"/>
+          <w:sz w:val="28"/>
+          <w:szCs w:val="28"/>
+          <w:rtl/>
+          <w:lang w:bidi="ar-AE"/>
+        </w:rPr>
+        <w:t>الْمُلْتَوِي</w:t>
+      </w:r>
+      <w:r>
+        <w:rPr>
+          <w:rFonts w:ascii="Sakkal Majalla" w:hAnsi="Sakkal Majalla" w:cs="Sakkal Majalla" w:hint="eastAsia"/>
+          <w:sz w:val="28"/>
+          <w:szCs w:val="28"/>
+          <w:rtl/>
+          <w:lang w:bidi="ar-AE"/>
+        </w:rPr>
+        <w:t>»</w:t>
+      </w:r>
+      <w:r>
+        <w:rPr>
+          <w:rFonts w:ascii="Sakkal Majalla" w:hAnsi="Sakkal Majalla" w:cs="Sakkal Majalla" w:hint="cs"/>
+          <w:sz w:val="28"/>
+          <w:szCs w:val="28"/>
+          <w:rtl/>
+          <w:lang w:bidi="ar-AE"/>
+        </w:rPr>
+        <w:t>" وكثيرون قبلوا كلمته واعتمدوا، وبالتالي انفصلوا علنًا عن الشعب الذي صلب المسيا. إنهم وقفوا بالتالي على "أرضية الخلاص" أو "أرضية الاعتراف المسيحي".</w:t>
       </w:r>
     </w:p>
     <w:p>
       <w:pPr>
-        <w:pStyle w:val="ListParagraph"/>
-        <w:numPr>
-          <w:ilvl w:val="0"/>
-          <w:numId w:val="1"/>
-        </w:numPr>
-        <w:bidi/>
         <w:jc w:val="both"/>
         <w:rPr>
-          <w:lang w:bidi="ar-EG"/>
+          <w:rFonts w:ascii="Sakkal Majalla" w:hAnsi="Sakkal Majalla" w:cs="Sakkal Majalla"/>
+          <w:sz w:val="28"/>
+          <w:szCs w:val="28"/>
+          <w:rtl/>
+          <w:lang w:bidi="ar-AE"/>
         </w:rPr>
       </w:pPr>
       <w:r>
         <w:rPr>
-          <w:rFonts w:hint="cs"/>
-          <w:rtl/>
-          <w:lang w:bidi="ar-EG"/>
-        </w:rPr>
-        <w:t>اعتماده على مَن أرسله</w:t>
+          <w:rFonts w:ascii="Sakkal Majalla" w:hAnsi="Sakkal Majalla" w:cs="Sakkal Majalla" w:hint="cs"/>
+          <w:sz w:val="28"/>
+          <w:szCs w:val="28"/>
+          <w:rtl/>
+          <w:lang w:bidi="ar-AE"/>
+        </w:rPr>
+        <w:t>نحن "اعتمدنا للمسيح" بهذا نحن تعيّنا وتخصصنا له. لقد اعترفنا بأن رجاءنا الوحيد هو فيه.</w:t>
+      </w:r>
+      <w:r>
+        <w:rPr>
+          <w:rFonts w:ascii="Sakkal Majalla" w:hAnsi="Sakkal Majalla" w:cs="Sakkal Majalla" w:hint="cs"/>
+          <w:sz w:val="28"/>
+          <w:szCs w:val="28"/>
+          <w:rtl/>
+          <w:lang w:bidi="ar-AE"/>
+        </w:rPr>
+        <w:t xml:space="preserve"> ولأجل أن المسيح يستحق إخلاصنا له، فيجب أن نُعلن عن ذلك أمام الملأ في أننا نعمل مشيئته.</w:t>
       </w:r>
     </w:p>
     <w:p>
       <w:pPr>
-        <w:pStyle w:val="ListParagraph"/>
-        <w:bidi/>
         <w:jc w:val="both"/>
         <w:rPr>
-          <w:rtl/>
-          <w:lang w:bidi="ar-EG"/>
+          <w:rFonts w:ascii="Sakkal Majalla" w:hAnsi="Sakkal Majalla" w:cs="Sakkal Majalla"/>
+          <w:sz w:val="28"/>
+          <w:szCs w:val="28"/>
+          <w:rtl/>
+          <w:lang w:bidi="ar-AE"/>
         </w:rPr>
       </w:pPr>
       <w:r>
         <w:rPr>
-          <w:rFonts w:hint="cs"/>
-          <w:rtl/>
-          <w:lang w:bidi="ar-EG"/>
-        </w:rPr>
-        <w:t>يوحنا 6: 11، 23:</w:t>
+          <w:rFonts w:ascii="Sakkal Majalla" w:hAnsi="Sakkal Majalla" w:cs="Sakkal Majalla" w:hint="cs"/>
+          <w:sz w:val="28"/>
+          <w:szCs w:val="28"/>
+          <w:rtl/>
+          <w:lang w:bidi="ar-AE"/>
+        </w:rPr>
+        <w:t>"</w:t>
+      </w:r>
+      <w:r>
+        <w:rPr>
+          <w:rFonts w:ascii="Sakkal Majalla" w:hAnsi="Sakkal Majalla" w:cs="Sakkal Majalla" w:hint="cs"/>
+          <w:sz w:val="28"/>
+          <w:szCs w:val="28"/>
+          <w:rtl/>
+          <w:lang w:bidi="ar-AE"/>
+        </w:rPr>
+        <w:t>جَمِيعَهُمُ</w:t>
+      </w:r>
+      <w:r>
+        <w:rPr>
+          <w:rFonts w:ascii="Sakkal Majalla" w:hAnsi="Sakkal Majalla" w:cs="Sakkal Majalla"/>
+          <w:sz w:val="28"/>
+          <w:szCs w:val="28"/>
+          <w:rtl/>
+          <w:lang w:bidi="ar-AE"/>
+        </w:rPr>
+        <w:t xml:space="preserve"> </w:t>
+      </w:r>
+      <w:r>
+        <w:rPr>
+          <w:rFonts w:ascii="Sakkal Majalla" w:hAnsi="Sakkal Majalla" w:cs="Sakkal Majalla" w:hint="cs"/>
+          <w:sz w:val="28"/>
+          <w:szCs w:val="28"/>
+          <w:rtl/>
+          <w:lang w:bidi="ar-AE"/>
+        </w:rPr>
+        <w:t>اعْتَمَدُوا</w:t>
+      </w:r>
+      <w:r>
+        <w:rPr>
+          <w:rFonts w:ascii="Sakkal Majalla" w:hAnsi="Sakkal Majalla" w:cs="Sakkal Majalla"/>
+          <w:sz w:val="28"/>
+          <w:szCs w:val="28"/>
+          <w:rtl/>
+          <w:lang w:bidi="ar-AE"/>
+        </w:rPr>
+        <w:t xml:space="preserve"> </w:t>
+      </w:r>
+      <w:r>
+        <w:rPr>
+          <w:rFonts w:ascii="Sakkal Majalla" w:hAnsi="Sakkal Majalla" w:cs="Sakkal Majalla" w:hint="cs"/>
+          <w:sz w:val="28"/>
+          <w:szCs w:val="28"/>
+          <w:rtl/>
+          <w:lang w:bidi="ar-AE"/>
+        </w:rPr>
+        <w:t>لِمُوسَى</w:t>
+      </w:r>
+      <w:r>
+        <w:rPr>
+          <w:rFonts w:ascii="Sakkal Majalla" w:hAnsi="Sakkal Majalla" w:cs="Sakkal Majalla"/>
+          <w:sz w:val="28"/>
+          <w:szCs w:val="28"/>
+          <w:rtl/>
+          <w:lang w:bidi="ar-AE"/>
+        </w:rPr>
+        <w:t xml:space="preserve"> </w:t>
+      </w:r>
+      <w:r>
+        <w:rPr>
+          <w:rFonts w:ascii="Sakkal Majalla" w:hAnsi="Sakkal Majalla" w:cs="Sakkal Majalla" w:hint="cs"/>
+          <w:sz w:val="28"/>
+          <w:szCs w:val="28"/>
+          <w:rtl/>
+          <w:lang w:bidi="ar-AE"/>
+        </w:rPr>
+        <w:t>فِي</w:t>
+      </w:r>
+      <w:r>
+        <w:rPr>
+          <w:rFonts w:ascii="Sakkal Majalla" w:hAnsi="Sakkal Majalla" w:cs="Sakkal Majalla"/>
+          <w:sz w:val="28"/>
+          <w:szCs w:val="28"/>
+          <w:rtl/>
+          <w:lang w:bidi="ar-AE"/>
+        </w:rPr>
+        <w:t xml:space="preserve"> </w:t>
+      </w:r>
+      <w:r>
+        <w:rPr>
+          <w:rFonts w:ascii="Sakkal Majalla" w:hAnsi="Sakkal Majalla" w:cs="Sakkal Majalla" w:hint="cs"/>
+          <w:sz w:val="28"/>
+          <w:szCs w:val="28"/>
+          <w:rtl/>
+          <w:lang w:bidi="ar-AE"/>
+        </w:rPr>
+        <w:t>السَّحَابَةِ</w:t>
+      </w:r>
+      <w:r>
+        <w:rPr>
+          <w:rFonts w:ascii="Sakkal Majalla" w:hAnsi="Sakkal Majalla" w:cs="Sakkal Majalla"/>
+          <w:sz w:val="28"/>
+          <w:szCs w:val="28"/>
+          <w:rtl/>
+          <w:lang w:bidi="ar-AE"/>
+        </w:rPr>
+        <w:t xml:space="preserve"> </w:t>
+      </w:r>
+      <w:r>
+        <w:rPr>
+          <w:rFonts w:ascii="Sakkal Majalla" w:hAnsi="Sakkal Majalla" w:cs="Sakkal Majalla" w:hint="cs"/>
+          <w:sz w:val="28"/>
+          <w:szCs w:val="28"/>
+          <w:rtl/>
+          <w:lang w:bidi="ar-AE"/>
+        </w:rPr>
+        <w:t>وَفِي</w:t>
+      </w:r>
+      <w:r>
+        <w:rPr>
+          <w:rFonts w:ascii="Sakkal Majalla" w:hAnsi="Sakkal Majalla" w:cs="Sakkal Majalla"/>
+          <w:sz w:val="28"/>
+          <w:szCs w:val="28"/>
+          <w:rtl/>
+          <w:lang w:bidi="ar-AE"/>
+        </w:rPr>
+        <w:t xml:space="preserve"> </w:t>
+      </w:r>
+      <w:r>
+        <w:rPr>
+          <w:rFonts w:ascii="Sakkal Majalla" w:hAnsi="Sakkal Majalla" w:cs="Sakkal Majalla" w:hint="cs"/>
+          <w:sz w:val="28"/>
+          <w:szCs w:val="28"/>
+          <w:rtl/>
+          <w:lang w:bidi="ar-AE"/>
+        </w:rPr>
+        <w:t>الْبَحْرِ،</w:t>
+      </w:r>
+      <w:r>
+        <w:rPr>
+          <w:rFonts w:ascii="Sakkal Majalla" w:hAnsi="Sakkal Majalla" w:cs="Sakkal Majalla" w:hint="cs"/>
+          <w:sz w:val="28"/>
+          <w:szCs w:val="28"/>
+          <w:rtl/>
+          <w:lang w:bidi="ar-AE"/>
+        </w:rPr>
+        <w:t>" (1. كورنثوس 10: 2) بهذا هم تخصصوا لموسى ليسمعوا صوت الله بواسطته، وليطيعوا إرشاداته في كل أمر.</w:t>
       </w:r>
     </w:p>
     <w:p>
       <w:pPr>
-        <w:pStyle w:val="ListParagraph"/>
-        <w:bidi/>
         <w:jc w:val="both"/>
         <w:rPr>
-          <w:rtl/>
-          <w:lang w:bidi="ar-EG"/>
+          <w:rFonts w:ascii="Sakkal Majalla" w:hAnsi="Sakkal Majalla" w:cs="Sakkal Majalla"/>
+          <w:sz w:val="28"/>
+          <w:szCs w:val="28"/>
+          <w:lang w:bidi="ar-AE"/>
         </w:rPr>
       </w:pPr>
       <w:r>
         <w:rPr>
-          <w:rFonts w:hint="cs"/>
-          <w:rtl/>
-          <w:lang w:bidi="ar-EG"/>
-        </w:rPr>
-        <w:t xml:space="preserve">من الممكن أن نتغاضى في قراءتنا عن هذين العددين. لأن العدد الأول له صيغة مشابهة كما هو في الإنجيليين الآخرين في سياق إطعام الخمسة آلاف. كما والعدد الثاني يبدو أنه ليس له أهمية أساسية خاصة؛ كذلك الأعداد يوحنا 6: 22 </w:t>
-      </w:r>
-      <w:r>
-        <w:rPr>
-          <w:rtl/>
-          <w:lang w:bidi="ar-EG"/>
-        </w:rPr>
-        <w:t>–</w:t>
-      </w:r>
-      <w:r>
-        <w:rPr>
-          <w:rFonts w:hint="cs"/>
-          <w:rtl/>
-          <w:lang w:bidi="ar-EG"/>
-        </w:rPr>
-        <w:t xml:space="preserve"> 24، لأنها تحكي "فقط" كيف أن الجمع ابتدأ يطلب الرب في الطرف الآخر من البحيرة، ولا نجدها في الأناجيل الأخرى.</w:t>
-      </w:r>
-    </w:p>
-    <w:p>
-      <w:pPr>
-        <w:pStyle w:val="ListParagraph"/>
-        <w:bidi/>
-        <w:jc w:val="both"/>
-        <w:rPr>
-          <w:rtl/>
-          <w:lang w:bidi="ar-EG"/>
-        </w:rPr>
-      </w:pPr>
-      <w:r>
-        <w:rPr>
-          <w:rFonts w:hint="cs"/>
-          <w:rtl/>
-          <w:lang w:bidi="ar-EG"/>
-        </w:rPr>
-        <w:t>لكن أليس من المدهش، بأنه بالأخص في إنجيل يوحنا، الذي نقرأ فيه بوجه خاص عن ابن الآب القدير والأزلي، يُشار مرتين بأن الرب شكر من أجل الخبز، قبل أن حصل عليه الشعب ليأكله؟ فبالأخص في عدد 23 كانت هذه المعلومة بلا أهمية أو معنى لوصف الأحداث.</w:t>
-      </w:r>
-    </w:p>
-    <w:p>
-      <w:pPr>
-        <w:pStyle w:val="ListParagraph"/>
-        <w:bidi/>
-        <w:jc w:val="both"/>
-        <w:rPr>
-          <w:rtl/>
-          <w:lang w:bidi="ar-EG"/>
-        </w:rPr>
-      </w:pPr>
-      <w:r>
-        <w:rPr>
-          <w:rFonts w:hint="cs"/>
-          <w:rtl/>
-          <w:lang w:bidi="ar-EG"/>
-        </w:rPr>
-        <w:t xml:space="preserve">لقد كان من الممكن ببساطة أيضًا أن يكون الأمر دون أن يفقد أحد معلومة هامة في استمرارية الحدث: "واقتربت قوارب أخرى آتية من طبريا إلى المكان الذي أكلوا فيه خبزًا." إنه من الملفت للانتباه وبنفس الوقت رائع بأن الروح القدس كان قد انتبه بأن يوحنا قد حمل هذه الشبكة الأخرى </w:t>
-      </w:r>
-      <w:r>
-        <w:rPr>
-          <w:rtl/>
-          <w:lang w:bidi="ar-EG"/>
-        </w:rPr>
-        <w:t>–</w:t>
-      </w:r>
-      <w:r>
-        <w:rPr>
-          <w:rFonts w:hint="cs"/>
-          <w:rtl/>
-          <w:lang w:bidi="ar-EG"/>
-        </w:rPr>
-        <w:t xml:space="preserve"> "من بعدما أن شكر الرب" </w:t>
-      </w:r>
-      <w:r>
-        <w:rPr>
-          <w:rtl/>
-          <w:lang w:bidi="ar-EG"/>
-        </w:rPr>
-        <w:t>–</w:t>
-      </w:r>
-      <w:r>
-        <w:rPr>
-          <w:rFonts w:hint="cs"/>
-          <w:rtl/>
-          <w:lang w:bidi="ar-EG"/>
-        </w:rPr>
-        <w:t xml:space="preserve"> معه في إنجيله.</w:t>
-      </w:r>
-    </w:p>
-    <w:p>
-      <w:pPr>
-        <w:pStyle w:val="ListParagraph"/>
-        <w:bidi/>
-        <w:jc w:val="both"/>
-        <w:rPr>
-          <w:rtl/>
-          <w:lang w:bidi="ar-EG"/>
-        </w:rPr>
-      </w:pPr>
-      <w:r>
-        <w:rPr>
-          <w:rFonts w:hint="cs"/>
-          <w:rtl/>
-          <w:lang w:bidi="ar-EG"/>
-        </w:rPr>
-        <w:t>ما الذي نتعلمه من ذلك؟ لماذا هذه المعلومة لها أهميتها بالنسبة لنا؟ إذًا، هذه الإضافة "حينما/ من بعد أن شكر" فعلاً توضح أمرًا ما: ألا وهو الاعتمادية على أبيه، التي عاش فيها الرب يسوع في كل خدمته</w:t>
-      </w:r>
-      <w:r>
-        <w:rPr>
-          <w:rFonts w:hint="cs"/>
-          <w:rtl/>
-          <w:lang w:bidi="ar-EG"/>
-        </w:rPr>
-        <w:t>. هو مَن عاش في شركة مستديمة مع أبيه، استلم كل شيء، كل مقابلة، كل أعجوبة، من يد إلهه وبذلك جعل نفسه معتمدًا تمامًا على الواحد الذي أرسله. كما ولم يكن في فكره في حادثة الخبز بأن يندهش منه الناس. هو لم يُرِد بأن يندهشوا منه. هو وضّح في صلاته، بأنه عمل بأمرِ آخر وبالاعتماد على شخص آخر وانتظر منه، أي أبيه، كل شيء.</w:t>
-      </w:r>
-    </w:p>
-    <w:p>
-      <w:pPr>
-        <w:pStyle w:val="ListParagraph"/>
-        <w:bidi/>
-        <w:jc w:val="both"/>
-        <w:rPr>
-          <w:rtl/>
-          <w:lang w:bidi="ar-EG"/>
-        </w:rPr>
-      </w:pPr>
-      <w:r>
-        <w:rPr>
-          <w:rFonts w:hint="cs"/>
-          <w:rtl/>
-          <w:lang w:bidi="ar-EG"/>
-        </w:rPr>
-        <w:t>هل لم يكن من حق الرب ببساطة أن يُقاسم الخبز بهذا الشكل؟ ألم يكن هو مَن يجعل الحبوب تنمو ومَن يُعطي الناس القدرة لتصنيعه؟ بالطبع كان هذا كامل حقه، لكنه لم يُرد أن يُظهر ذلك. بدلاً من هذا كانت عنده تلك الرغبة الوحيدة، بأن يُشير إلى الآب وأن يعظّمه.</w:t>
-      </w:r>
-    </w:p>
-    <w:p>
-      <w:pPr>
-        <w:pStyle w:val="ListParagraph"/>
-        <w:bidi/>
-        <w:jc w:val="both"/>
-        <w:rPr>
-          <w:rtl/>
-          <w:lang w:bidi="ar-EG"/>
-        </w:rPr>
-      </w:pPr>
-      <w:r>
-        <w:rPr>
-          <w:rFonts w:hint="cs"/>
-          <w:rtl/>
-          <w:lang w:bidi="ar-EG"/>
-        </w:rPr>
-        <w:t xml:space="preserve">الرب لا يبحث عن </w:t>
-      </w:r>
-      <w:hyperlink r:id="rId6" w:anchor=":~:text=Nachdem%20die%20Menschen" w:history="1">
-        <w:r>
-          <w:rPr>
-            <w:rStyle w:val="Hyperlink"/>
-            <w:rFonts w:hint="cs"/>
-            <w:rtl/>
-            <w:lang w:bidi="ar-EG"/>
-          </w:rPr>
-          <w:t>كرامته</w:t>
-        </w:r>
-      </w:hyperlink>
-    </w:p>
-    <w:p>
-      <w:pPr>
-        <w:pStyle w:val="ListParagraph"/>
-        <w:bidi/>
-        <w:jc w:val="both"/>
-        <w:rPr>
-          <w:rtl/>
-          <w:lang w:bidi="ar-EG"/>
-        </w:rPr>
-      </w:pPr>
+          <w:rFonts w:ascii="Sakkal Majalla" w:hAnsi="Sakkal Majalla" w:cs="Sakkal Majalla" w:hint="cs"/>
+          <w:sz w:val="28"/>
+          <w:szCs w:val="28"/>
+          <w:rtl/>
+          <w:lang w:bidi="ar-AE"/>
+        </w:rPr>
+        <w:t>في المعمودية نعترف مرة وإلى الأبد بأننا لم يعد لنا أي شأن بالأمور التي لا شأن للمسيح فيها.</w:t>
+      </w:r>
+      <w:r>
+        <w:rPr>
+          <w:rFonts w:ascii="Sakkal Majalla" w:hAnsi="Sakkal Majalla" w:cs="Sakkal Majalla" w:hint="cs"/>
+          <w:sz w:val="28"/>
+          <w:szCs w:val="28"/>
+          <w:rtl/>
+          <w:lang w:bidi="ar-AE"/>
+        </w:rPr>
+        <w:t xml:space="preserve"> وهذا يفصلنا بكل معنى الكلمة عن كل نظام "العالم"، عن أهدافه، الأمور الممتعة فيه، سياسته، إكرامه ومكافآته.</w:t>
+      </w:r>
+      <w:bookmarkStart w:id="0" w:name="_GoBack"/>
+      <w:bookmarkEnd w:id="0"/>
     </w:p>
     <w:sectPr>
       <w:pgSz w:w="11906" w:h="16838"/>
-      <w:pgMar w:top="1440" w:right="1440" w:bottom="1440" w:left="1440" w:header="708" w:footer="708" w:gutter="0"/>
+      <w:pgMar w:top="1440" w:right="1800" w:bottom="1440" w:left="1800" w:header="708" w:footer="708" w:gutter="0"/>
       <w:cols w:space="708"/>
+      <w:bidi/>
+      <w:rtlGutter/>
       <w:docGrid w:linePitch="360"/>
     </w:sectPr>
   </w:body>
 </w:document>
 </file>
 
-<file path=word/numbering.xml><?xml version="1.0" encoding="utf-8"?>
-<w:numbering xmlns:wpc="http://schemas.microsoft.com/office/word/2010/wordprocessingCanvas" xmlns:cx="http://schemas.microsoft.com/office/drawing/2014/chartex" xmlns:cx1="http://schemas.microsoft.com/office/drawing/2015/9/8/chartex" xmlns:cx2="http://schemas.microsoft.com/office/drawing/2015/10/21/chartex" xmlns:cx3="http://schemas.microsoft.com/office/drawing/2016/5/9/chartex" xmlns:cx4="http://schemas.microsoft.com/office/drawing/2016/5/10/chartex" xmlns:cx5="http://schemas.microsoft.com/office/drawing/2016/5/11/chartex" xmlns:cx6="http://schemas.microsoft.com/office/drawing/2016/5/12/chartex" xmlns:cx7="http://schemas.microsoft.com/office/drawing/2016/5/13/chartex" xmlns:cx8="http://schemas.microsoft.com/office/drawing/2016/5/14/chartex" xmlns:mc="http://schemas.openxmlformats.org/markup-compatibility/2006" xmlns:aink="http://schemas.microsoft.com/office/drawing/2016/ink" xmlns:am3d="http://schemas.microsoft.com/office/drawing/2017/model3d" xmlns:o="urn:schemas-microsoft-com:office:office" xmlns:r="http://schemas.openxmlformats.org/officeDocument/2006/relationships" xmlns:m="http://schemas.openxmlformats.org/officeDocument/2006/math" xmlns:v="urn:schemas-microsoft-com:vml" xmlns:wp14="http://schemas.microsoft.com/office/word/2010/wordprocessingDrawing" xmlns:wp="http://schemas.openxmlformats.org/drawingml/2006/wordprocessingDrawing" xmlns:w10="urn:schemas-microsoft-com:office:word" xmlns:w="http://schemas.openxmlformats.org/wordprocessingml/2006/main" xmlns:w14="http://schemas.microsoft.com/office/word/2010/wordml" xmlns:w15="http://schemas.microsoft.com/office/word/2012/wordml" xmlns:w16cex="http://schemas.microsoft.com/office/word/2018/wordml/cex" xmlns:w16cid="http://schemas.microsoft.com/office/word/2016/wordml/cid" xmlns:w16="http://schemas.microsoft.com/office/word/2018/wordml" xmlns:w16sdtdh="http://schemas.microsoft.com/office/word/2020/wordml/sdtdatahash" xmlns:w16se="http://schemas.microsoft.com/office/word/2015/wordml/symex" xmlns:wpg="http://schemas.microsoft.com/office/word/2010/wordprocessingGroup" xmlns:wpi="http://schemas.microsoft.com/office/word/2010/wordprocessingInk" xmlns:wne="http://schemas.microsoft.com/office/word/2006/wordml" xmlns:wps="http://schemas.microsoft.com/office/word/2010/wordprocessingShape" mc:Ignorable="w14 w15 w16se w16cid w16 w16cex w16sdtdh wp14">
-  <w:abstractNum w:abstractNumId="0" w15:restartNumberingAfterBreak="0">
-    <w:nsid w:val="10373BB3"/>
-    <w:multiLevelType w:val="hybridMultilevel"/>
-    <w:tmpl w:val="D1949752"/>
-    <w:lvl w:ilvl="0" w:tplc="2000000F">
-      <w:start w:val="1"/>
-      <w:numFmt w:val="decimal"/>
-      <w:lvlText w:val="%1."/>
-      <w:lvlJc w:val="left"/>
-      <w:pPr>
-        <w:ind w:left="720" w:hanging="360"/>
-      </w:pPr>
-      <w:rPr>
-        <w:rFonts w:hint="default"/>
-      </w:rPr>
-    </w:lvl>
-    <w:lvl w:ilvl="1" w:tplc="20000019" w:tentative="1">
-      <w:start w:val="1"/>
-      <w:numFmt w:val="lowerLetter"/>
-      <w:lvlText w:val="%2."/>
-      <w:lvlJc w:val="left"/>
-      <w:pPr>
-        <w:ind w:left="1440" w:hanging="360"/>
-      </w:pPr>
-    </w:lvl>
-    <w:lvl w:ilvl="2" w:tplc="2000001B" w:tentative="1">
-      <w:start w:val="1"/>
-      <w:numFmt w:val="lowerRoman"/>
-      <w:lvlText w:val="%3."/>
-      <w:lvlJc w:val="right"/>
-      <w:pPr>
-        <w:ind w:left="2160" w:hanging="180"/>
-      </w:pPr>
-    </w:lvl>
-    <w:lvl w:ilvl="3" w:tplc="2000000F" w:tentative="1">
-      <w:start w:val="1"/>
-      <w:numFmt w:val="decimal"/>
-      <w:lvlText w:val="%4."/>
-      <w:lvlJc w:val="left"/>
-      <w:pPr>
-        <w:ind w:left="2880" w:hanging="360"/>
-      </w:pPr>
-    </w:lvl>
-    <w:lvl w:ilvl="4" w:tplc="20000019" w:tentative="1">
-      <w:start w:val="1"/>
-      <w:numFmt w:val="lowerLetter"/>
-      <w:lvlText w:val="%5."/>
-      <w:lvlJc w:val="left"/>
-      <w:pPr>
-        <w:ind w:left="3600" w:hanging="360"/>
-      </w:pPr>
-    </w:lvl>
-    <w:lvl w:ilvl="5" w:tplc="2000001B" w:tentative="1">
-      <w:start w:val="1"/>
-      <w:numFmt w:val="lowerRoman"/>
-      <w:lvlText w:val="%6."/>
-      <w:lvlJc w:val="right"/>
-      <w:pPr>
-        <w:ind w:left="4320" w:hanging="180"/>
-      </w:pPr>
-    </w:lvl>
-    <w:lvl w:ilvl="6" w:tplc="2000000F" w:tentative="1">
-      <w:start w:val="1"/>
-      <w:numFmt w:val="decimal"/>
-      <w:lvlText w:val="%7."/>
-      <w:lvlJc w:val="left"/>
-      <w:pPr>
-        <w:ind w:left="5040" w:hanging="360"/>
-      </w:pPr>
-    </w:lvl>
-    <w:lvl w:ilvl="7" w:tplc="20000019" w:tentative="1">
-      <w:start w:val="1"/>
-      <w:numFmt w:val="lowerLetter"/>
-      <w:lvlText w:val="%8."/>
-      <w:lvlJc w:val="left"/>
-      <w:pPr>
-        <w:ind w:left="5760" w:hanging="360"/>
-      </w:pPr>
-    </w:lvl>
-    <w:lvl w:ilvl="8" w:tplc="2000001B" w:tentative="1">
-      <w:start w:val="1"/>
-      <w:numFmt w:val="lowerRoman"/>
-      <w:lvlText w:val="%9."/>
-      <w:lvlJc w:val="right"/>
-      <w:pPr>
-        <w:ind w:left="6480" w:hanging="180"/>
-      </w:pPr>
-    </w:lvl>
-  </w:abstractNum>
-  <w:num w:numId="1">
-    <w:abstractNumId w:val="0"/>
-  </w:num>
-</w:numbering>
-</file>
-
 <file path=word/styles.xml><?xml version="1.0" encoding="utf-8"?>
-<w:styles xmlns:mc="http://schemas.openxmlformats.org/markup-compatibility/2006" xmlns:r="http://schemas.openxmlformats.org/officeDocument/2006/relationships" xmlns:w="http://schemas.openxmlformats.org/wordprocessingml/2006/main" xmlns:w14="http://schemas.microsoft.com/office/word/2010/wordml" xmlns:w15="http://schemas.microsoft.com/office/word/2012/wordml" xmlns:w16cex="http://schemas.microsoft.com/office/word/2018/wordml/cex" xmlns:w16cid="http://schemas.microsoft.com/office/word/2016/wordml/cid" xmlns:w16="http://schemas.microsoft.com/office/word/2018/wordml" xmlns:w16sdtdh="http://schemas.microsoft.com/office/word/2020/wordml/sdtdatahash" xmlns:w16se="http://schemas.microsoft.com/office/word/2015/wordml/symex" mc:Ignorable="w14 w15 w16se w16cid w16 w16cex w16sdtdh">
+<w:styles xmlns:mc="http://schemas.openxmlformats.org/markup-compatibility/2006" xmlns:r="http://schemas.openxmlformats.org/officeDocument/2006/relationships" xmlns:w="http://schemas.openxmlformats.org/wordprocessingml/2006/main" xmlns:w14="http://schemas.microsoft.com/office/word/2010/wordml" xmlns:w15="http://schemas.microsoft.com/office/word/2012/wordml" xmlns:w16cid="http://schemas.microsoft.com/office/word/2016/wordml/cid" xmlns:w16se="http://schemas.microsoft.com/office/word/2015/wordml/symex" mc:Ignorable="w14 w15 w16se w16cid">
   <w:docDefaults>
     <w:rPrDefault>
       <w:rPr>
-        <w:rFonts w:ascii="Sakkal Majalla" w:eastAsiaTheme="minorHAnsi" w:hAnsi="Sakkal Majalla" w:cs="Sakkal Majalla"/>
-        <w:sz w:val="28"/>
-        <w:szCs w:val="28"/>
-        <w:lang w:eastAsia="en-US" w:bidi="ar-SA"/>
+        <w:rFonts w:asciiTheme="minorHAnsi" w:eastAsiaTheme="minorHAnsi" w:hAnsiTheme="minorHAnsi" w:cstheme="minorBidi"/>
+        <w:sz w:val="22"/>
+        <w:szCs w:val="22"/>
+        <w:lang w:val="en-US" w:eastAsia="en-US" w:bidi="ar-SA"/>
       </w:rPr>
     </w:rPrDefault>
     <w:pPrDefault>
@@ -861,6 +1824,12 @@
   <w:style w:type="paragraph" w:default="1" w:styleId="Normal">
     <w:name w:val="Normal"/>
     <w:qFormat/>
+    <w:pPr>
+      <w:bidi/>
+    </w:pPr>
+    <w:rPr>
+      <w:lang w:bidi="ar-EG"/>
+    </w:rPr>
   </w:style>
   <w:style w:type="character" w:default="1" w:styleId="DefaultParagraphFont">
     <w:name w:val="Default Paragraph Font"/>
@@ -894,7 +1863,7 @@
     <w:basedOn w:val="DefaultParagraphFont"/>
     <w:uiPriority w:val="99"/>
     <w:unhideWhenUsed/>
-    <w:rsid w:val="00AA0069"/>
+    <w:rsid w:val="00C635AF"/>
     <w:rPr>
       <w:color w:val="0563C1" w:themeColor="hyperlink"/>
       <w:u w:val="single"/>
@@ -906,40 +1875,17 @@
     <w:uiPriority w:val="99"/>
     <w:semiHidden/>
     <w:unhideWhenUsed/>
-    <w:rsid w:val="00AA0069"/>
+    <w:rsid w:val="00C635AF"/>
     <w:rPr>
       <w:color w:val="605E5C"/>
       <w:shd w:val="clear" w:color="auto" w:fill="E1DFDD"/>
-    </w:rPr>
-  </w:style>
-  <w:style w:type="paragraph" w:styleId="ListParagraph">
-    <w:name w:val="List Paragraph"/>
-    <w:basedOn w:val="Normal"/>
-    <w:uiPriority w:val="34"/>
-    <w:qFormat/>
-    <w:rsid w:val="00AA0069"/>
-    <w:pPr>
-      <w:ind w:left="720"/>
-      <w:contextualSpacing/>
-    </w:pPr>
-  </w:style>
-  <w:style w:type="character" w:styleId="FollowedHyperlink">
-    <w:name w:val="FollowedHyperlink"/>
-    <w:basedOn w:val="DefaultParagraphFont"/>
-    <w:uiPriority w:val="99"/>
-    <w:semiHidden/>
-    <w:unhideWhenUsed/>
-    <w:rsid w:val="008E621B"/>
-    <w:rPr>
-      <w:color w:val="954F72" w:themeColor="followedHyperlink"/>
-      <w:u w:val="single"/>
     </w:rPr>
   </w:style>
 </w:styles>
 </file>
 
 <file path=word/theme/theme1.xml><?xml version="1.0" encoding="utf-8"?>
-<a:theme xmlns:a="http://schemas.openxmlformats.org/drawingml/2006/main" name="ערכת נושא Office">
+<a:theme xmlns:a="http://schemas.openxmlformats.org/drawingml/2006/main" name="Office Theme">
   <a:themeElements>
     <a:clrScheme name="Office">
       <a:dk1>
